--- a/实验二_软件架构设计与微服务拆分/D2-7_架构决策记录ADR集/0003-database-selection.docx
+++ b/实验二_软件架构设计与微服务拆分/D2-7_架构决策记录ADR集/0003-database-selection.docx
@@ -13,10 +13,13 @@
         <w:gridCol w:w="4873"/>
       </w:tblGrid>
       <w:tr>
+        <w:trPr>
+          <w:tblHeader w:val="true"/>
+        </w:trPr>
         <w:tc>
           <w:tcPr>
             <w:tcW w:type="dxa" w:w="1701"/>
-            <w:shd w:val="clear" w:color="auto" w:fill="EAF4EC"/>
+            <w:shd w:val="clear" w:color="auto" w:fill="EAF6EF"/>
             <w:tcBorders>
               <w:top w:val="single" w:sz="4" w:space="0" w:color="B8D8C2"/>
               <w:left w:val="single" w:sz="4" w:space="0" w:color="B8D8C2"/>
@@ -27,7 +30,7 @@
           </w:tcPr>
           <w:p>
             <w:pPr>
-              <w:spacing w:after="40"/>
+              <w:spacing w:after="20" w:line="259" w:lineRule="auto"/>
               <w:jc w:val="center"/>
             </w:pPr>
             <w:r>
@@ -44,7 +47,7 @@
         <w:tc>
           <w:tcPr>
             <w:tcW w:type="dxa" w:w="7370"/>
-            <w:shd w:val="clear" w:color="auto" w:fill="FFFFFF"/>
+            <w:shd w:val="clear" w:color="auto" w:fill="EAF6EF"/>
             <w:tcBorders>
               <w:top w:val="single" w:sz="4" w:space="0" w:color="D0D7D0"/>
               <w:left w:val="single" w:sz="4" w:space="0" w:color="D0D7D0"/>
@@ -55,7 +58,7 @@
           </w:tcPr>
           <w:p>
             <w:pPr>
-              <w:spacing w:after="40"/>
+              <w:spacing w:after="20" w:line="259" w:lineRule="auto"/>
             </w:pPr>
             <w:r>
               <w:rPr>
@@ -84,7 +87,7 @@
           </w:tcPr>
           <w:p>
             <w:pPr>
-              <w:spacing w:after="40"/>
+              <w:spacing w:after="20" w:line="259" w:lineRule="auto"/>
               <w:jc w:val="center"/>
             </w:pPr>
             <w:r>
@@ -112,7 +115,7 @@
           </w:tcPr>
           <w:p>
             <w:pPr>
-              <w:spacing w:after="40"/>
+              <w:spacing w:after="20" w:line="259" w:lineRule="auto"/>
             </w:pPr>
             <w:r>
               <w:rPr>
@@ -141,7 +144,7 @@
           </w:tcPr>
           <w:p>
             <w:pPr>
-              <w:spacing w:after="40"/>
+              <w:spacing w:after="20" w:line="259" w:lineRule="auto"/>
               <w:jc w:val="center"/>
             </w:pPr>
             <w:r>
@@ -169,7 +172,7 @@
           </w:tcPr>
           <w:p>
             <w:pPr>
-              <w:spacing w:after="40"/>
+              <w:spacing w:after="20" w:line="259" w:lineRule="auto"/>
             </w:pPr>
             <w:r>
               <w:rPr>
@@ -198,7 +201,7 @@
           </w:tcPr>
           <w:p>
             <w:pPr>
-              <w:spacing w:after="40"/>
+              <w:spacing w:after="20" w:line="259" w:lineRule="auto"/>
               <w:jc w:val="center"/>
             </w:pPr>
             <w:r>
@@ -225,7 +228,14 @@
             <w:vAlign w:val="center"/>
           </w:tcPr>
           <w:p>
+            <w:pPr>
+              <w:spacing w:line="259" w:lineRule="auto" w:after="20"/>
+            </w:pPr>
             <w:r>
+              <w:rPr>
+                <w:rFonts w:ascii="Microsoft YaHei" w:hAnsi="Microsoft YaHei" w:eastAsia="Microsoft YaHei"/>
+                <w:sz w:val="18"/>
+              </w:rPr>
               <w:t>戴正宇</w:t>
             </w:r>
           </w:p>
@@ -246,7 +256,7 @@
           </w:tcPr>
           <w:p>
             <w:pPr>
-              <w:spacing w:after="40"/>
+              <w:spacing w:after="20" w:line="259" w:lineRule="auto"/>
               <w:jc w:val="center"/>
             </w:pPr>
             <w:r>
@@ -273,243 +283,608 @@
             <w:vAlign w:val="center"/>
           </w:tcPr>
           <w:p>
+            <w:pPr>
+              <w:spacing w:line="259" w:lineRule="auto" w:after="20"/>
+            </w:pPr>
             <w:r>
+              <w:rPr>
+                <w:rFonts w:ascii="Microsoft YaHei" w:hAnsi="Microsoft YaHei" w:eastAsia="Microsoft YaHei"/>
+                <w:sz w:val="18"/>
+              </w:rPr>
               <w:t>2026-05-14</w:t>
             </w:r>
           </w:p>
         </w:tc>
       </w:tr>
     </w:tbl>
-    <w:p/>
     <w:p>
       <w:pPr>
-        <w:keepNext/>
-        <w:spacing w:before="280" w:after="120"/>
-        <w:pBdr>
-          <w:bottom w:val="single" w:sz="8" w:space="4" w:color="1A7A3D"/>
-        </w:pBdr>
+        <w:spacing w:line="269" w:lineRule="auto" w:after="60"/>
+      </w:pPr>
+    </w:p>
+    <w:p>
+      <w:pPr>
+        <w:spacing w:line="269" w:lineRule="auto" w:after="60"/>
       </w:pPr>
       <w:r>
         <w:rPr>
           <w:rFonts w:ascii="Microsoft YaHei" w:hAnsi="Microsoft YaHei" w:eastAsia="Microsoft YaHei"/>
-          <w:b/>
-          <w:color w:val="1A7A3D"/>
-          <w:sz w:val="36"/>
-        </w:rPr>
-        <w:t>内容大纲</w:t>
-      </w:r>
-    </w:p>
-    <w:p>
-      <w:pPr>
-        <w:spacing w:after="40" w:line="348" w:lineRule="auto"/>
-        <w:ind w:left="340"/>
-      </w:pPr>
-      <w:r>
-        <w:rPr>
-          <w:rFonts w:ascii="Microsoft YaHei" w:hAnsi="Microsoft YaHei" w:eastAsia="Microsoft YaHei"/>
-          <w:b/>
-          <w:color w:val="1A7A3D"/>
           <w:sz w:val="21"/>
         </w:rPr>
-        <w:t xml:space="preserve">• </w:t>
       </w:r>
       <w:r>
         <w:rPr>
           <w:rFonts w:ascii="Microsoft YaHei" w:hAnsi="Microsoft YaHei" w:eastAsia="Microsoft YaHei"/>
-          <w:b w:val="0"/>
-          <w:color w:val="2B2B2B"/>
           <w:sz w:val="21"/>
         </w:rPr>
-        <w:t>Status：Proposed / Accepted / Deprecated / Superseded</w:t>
-      </w:r>
-    </w:p>
-    <w:p>
-      <w:pPr>
-        <w:spacing w:after="40" w:line="348" w:lineRule="auto"/>
-        <w:ind w:left="340"/>
-      </w:pPr>
-      <w:r>
-        <w:rPr>
-          <w:rFonts w:ascii="Microsoft YaHei" w:hAnsi="Microsoft YaHei" w:eastAsia="Microsoft YaHei"/>
-          <w:b/>
-          <w:color w:val="1A7A3D"/>
-          <w:sz w:val="21"/>
-        </w:rPr>
-        <w:t xml:space="preserve">• </w:t>
-      </w:r>
-      <w:r>
-        <w:rPr>
-          <w:rFonts w:ascii="Microsoft YaHei" w:hAnsi="Microsoft YaHei" w:eastAsia="Microsoft YaHei"/>
-          <w:b w:val="0"/>
-          <w:color w:val="2B2B2B"/>
-          <w:sz w:val="21"/>
-        </w:rPr>
-        <w:t>Context：背景、问题陈述、约束</w:t>
-      </w:r>
-    </w:p>
-    <w:p>
-      <w:pPr>
-        <w:spacing w:after="40" w:line="348" w:lineRule="auto"/>
-        <w:ind w:left="340"/>
-      </w:pPr>
-      <w:r>
-        <w:rPr>
-          <w:rFonts w:ascii="Microsoft YaHei" w:hAnsi="Microsoft YaHei" w:eastAsia="Microsoft YaHei"/>
-          <w:b/>
-          <w:color w:val="1A7A3D"/>
-          <w:sz w:val="21"/>
-        </w:rPr>
-        <w:t xml:space="preserve">• </w:t>
-      </w:r>
-      <w:r>
-        <w:rPr>
-          <w:rFonts w:ascii="Microsoft YaHei" w:hAnsi="Microsoft YaHei" w:eastAsia="Microsoft YaHei"/>
-          <w:b w:val="0"/>
-          <w:color w:val="2B2B2B"/>
-          <w:sz w:val="21"/>
-        </w:rPr>
-        <w:t>Decision：决策内容（陈述句，结论先行）</w:t>
-      </w:r>
-    </w:p>
-    <w:p>
-      <w:pPr>
-        <w:spacing w:after="40" w:line="348" w:lineRule="auto"/>
-        <w:ind w:left="340"/>
-      </w:pPr>
-      <w:r>
-        <w:rPr>
-          <w:rFonts w:ascii="Microsoft YaHei" w:hAnsi="Microsoft YaHei" w:eastAsia="Microsoft YaHei"/>
-          <w:b/>
-          <w:color w:val="1A7A3D"/>
-          <w:sz w:val="21"/>
-        </w:rPr>
-        <w:t xml:space="preserve">• </w:t>
-      </w:r>
-      <w:r>
-        <w:rPr>
-          <w:rFonts w:ascii="Microsoft YaHei" w:hAnsi="Microsoft YaHei" w:eastAsia="Microsoft YaHei"/>
-          <w:b w:val="0"/>
-          <w:color w:val="2B2B2B"/>
-          <w:sz w:val="21"/>
-        </w:rPr>
-        <w:t>Consequences：正面影响 + 负面影响 + 中性影响</w:t>
-      </w:r>
-    </w:p>
-    <w:p>
-      <w:pPr>
-        <w:spacing w:after="40" w:line="348" w:lineRule="auto"/>
-        <w:ind w:left="340"/>
-      </w:pPr>
-      <w:r>
-        <w:rPr>
-          <w:rFonts w:ascii="Microsoft YaHei" w:hAnsi="Microsoft YaHei" w:eastAsia="Microsoft YaHei"/>
-          <w:b/>
-          <w:color w:val="1A7A3D"/>
-          <w:sz w:val="21"/>
-        </w:rPr>
-        <w:t xml:space="preserve">• </w:t>
-      </w:r>
-      <w:r>
-        <w:rPr>
-          <w:rFonts w:ascii="Microsoft YaHei" w:hAnsi="Microsoft YaHei" w:eastAsia="Microsoft YaHei"/>
-          <w:b w:val="0"/>
-          <w:color w:val="2B2B2B"/>
-          <w:sz w:val="21"/>
-        </w:rPr>
-        <w:t>Alternatives Considered：被放弃的替代方案及放弃理由</w:t>
-      </w:r>
-    </w:p>
-    <w:p>
-      <w:pPr>
-        <w:spacing w:after="40" w:line="348" w:lineRule="auto"/>
-        <w:ind w:left="340"/>
-      </w:pPr>
-      <w:r>
-        <w:rPr>
-          <w:rFonts w:ascii="Microsoft YaHei" w:hAnsi="Microsoft YaHei" w:eastAsia="Microsoft YaHei"/>
-          <w:b/>
-          <w:color w:val="1A7A3D"/>
-          <w:sz w:val="21"/>
-        </w:rPr>
-        <w:t xml:space="preserve">• </w:t>
-      </w:r>
-      <w:r>
-        <w:rPr>
-          <w:rFonts w:ascii="Microsoft YaHei" w:hAnsi="Microsoft YaHei" w:eastAsia="Microsoft YaHei"/>
-          <w:b w:val="0"/>
-          <w:color w:val="2B2B2B"/>
-          <w:sz w:val="21"/>
-        </w:rPr>
-        <w:t>References：参考资料、相关 ADR</w:t>
+        <w:t>ADR 正文</w:t>
       </w:r>
     </w:p>
     <w:tbl>
       <w:tblPr>
+        <w:tblStyle w:val="TableGrid"/>
         <w:tblW w:type="auto" w:w="0"/>
         <w:jc w:val="center"/>
         <w:tblLook w:firstColumn="1" w:firstRow="1" w:lastColumn="0" w:lastRow="0" w:noHBand="0" w:noVBand="1" w:val="04A0"/>
       </w:tblPr>
       <w:tblGrid>
-        <w:gridCol w:w="9746"/>
+        <w:gridCol w:w="4873"/>
+        <w:gridCol w:w="4873"/>
       </w:tblGrid>
+      <w:tr>
+        <w:trPr>
+          <w:tblHeader w:val="true"/>
+        </w:trPr>
+        <w:tc>
+          <w:tcPr>
+            <w:tcW w:type="dxa" w:w="4873"/>
+            <w:vAlign w:val="center"/>
+            <w:shd w:fill="EAF6EF"/>
+          </w:tcPr>
+          <w:p>
+            <w:pPr>
+              <w:spacing w:line="259" w:lineRule="auto" w:after="20"/>
+              <w:jc w:val="left"/>
+            </w:pPr>
+            <w:r>
+              <w:rPr>
+                <w:rFonts w:ascii="Microsoft YaHei" w:hAnsi="Microsoft YaHei" w:eastAsia="Microsoft YaHei"/>
+                <w:sz w:val="18"/>
+              </w:rPr>
+            </w:r>
+            <w:r>
+              <w:rPr>
+                <w:rFonts w:ascii="Microsoft YaHei" w:hAnsi="Microsoft YaHei" w:eastAsia="Microsoft YaHei"/>
+                <w:b/>
+                <w:color w:val="096841"/>
+                <w:sz w:val="18"/>
+              </w:rPr>
+              <w:t>字段</w:t>
+            </w:r>
+          </w:p>
+        </w:tc>
+        <w:tc>
+          <w:tcPr>
+            <w:tcW w:type="dxa" w:w="4873"/>
+            <w:vAlign w:val="center"/>
+            <w:shd w:fill="EAF6EF"/>
+          </w:tcPr>
+          <w:p>
+            <w:pPr>
+              <w:spacing w:line="259" w:lineRule="auto" w:after="20"/>
+              <w:jc w:val="left"/>
+            </w:pPr>
+            <w:r>
+              <w:rPr>
+                <w:rFonts w:ascii="Microsoft YaHei" w:hAnsi="Microsoft YaHei" w:eastAsia="Microsoft YaHei"/>
+                <w:sz w:val="18"/>
+              </w:rPr>
+            </w:r>
+            <w:r>
+              <w:rPr>
+                <w:rFonts w:ascii="Microsoft YaHei" w:hAnsi="Microsoft YaHei" w:eastAsia="Microsoft YaHei"/>
+                <w:b/>
+                <w:color w:val="096841"/>
+                <w:sz w:val="18"/>
+              </w:rPr>
+              <w:t>内容</w:t>
+            </w:r>
+          </w:p>
+        </w:tc>
+      </w:tr>
       <w:tr>
         <w:tc>
           <w:tcPr>
-            <w:tcW w:type="dxa" w:w="9746"/>
-            <w:shd w:val="clear" w:color="auto" w:fill="FBFDFB"/>
-            <w:tcBorders>
-              <w:top w:val="single" w:sz="4" w:space="0" w:color="B8D8C2"/>
-              <w:left w:val="single" w:sz="4" w:space="0" w:color="B8D8C2"/>
-              <w:bottom w:val="single" w:sz="4" w:space="0" w:color="B8D8C2"/>
-              <w:right w:val="single" w:sz="4" w:space="0" w:color="B8D8C2"/>
-            </w:tcBorders>
-            <w:vAlign w:val="top"/>
+            <w:tcW w:type="dxa" w:w="4873"/>
+            <w:vAlign w:val="center"/>
           </w:tcPr>
           <w:p>
+            <w:pPr>
+              <w:spacing w:line="259" w:lineRule="auto" w:after="20"/>
+              <w:jc w:val="left"/>
+            </w:pPr>
             <w:r>
-              <w:t># 0003 核心交易采用 PostgreSQL，读模型按需扩展</w:t>
+              <w:rPr>
+                <w:rFonts w:ascii="Microsoft YaHei" w:hAnsi="Microsoft YaHei" w:eastAsia="Microsoft YaHei"/>
+                <w:sz w:val="18"/>
+              </w:rPr>
+            </w:r>
+            <w:r>
+              <w:rPr>
+                <w:rFonts w:ascii="Microsoft YaHei" w:hAnsi="Microsoft YaHei" w:eastAsia="Microsoft YaHei"/>
+                <w:b w:val="0"/>
+                <w:sz w:val="18"/>
+              </w:rPr>
+              <w:t>Title</w:t>
             </w:r>
           </w:p>
-          <w:p/>
+        </w:tc>
+        <w:tc>
+          <w:tcPr>
+            <w:tcW w:type="dxa" w:w="4873"/>
+            <w:vAlign w:val="center"/>
+          </w:tcPr>
           <w:p>
+            <w:pPr>
+              <w:spacing w:line="259" w:lineRule="auto" w:after="20"/>
+              <w:jc w:val="left"/>
+            </w:pPr>
             <w:r>
-              <w:t>Status: Accepted</w:t>
+              <w:rPr>
+                <w:rFonts w:ascii="Microsoft YaHei" w:hAnsi="Microsoft YaHei" w:eastAsia="Microsoft YaHei"/>
+                <w:sz w:val="18"/>
+              </w:rPr>
+            </w:r>
+            <w:r>
+              <w:rPr>
+                <w:rFonts w:ascii="Microsoft YaHei" w:hAnsi="Microsoft YaHei" w:eastAsia="Microsoft YaHei"/>
+                <w:b w:val="0"/>
+                <w:sz w:val="18"/>
+              </w:rPr>
+              <w:t>0003 核心交易采用 PostgreSQL，读模型按需扩展</w:t>
             </w:r>
           </w:p>
-          <w:p/>
+        </w:tc>
+      </w:tr>
+      <w:tr>
+        <w:tc>
+          <w:tcPr>
+            <w:tcW w:type="dxa" w:w="4873"/>
+            <w:vAlign w:val="center"/>
+          </w:tcPr>
           <w:p>
+            <w:pPr>
+              <w:spacing w:line="259" w:lineRule="auto" w:after="20"/>
+              <w:jc w:val="left"/>
+            </w:pPr>
             <w:r>
-              <w:t>Context: 预约、订单、支付、会员授权等数据具有明确关系、事务边界和审计要求。运营看板需要聚合查询，猫咪档案和推荐特征可接受较松散结构。</w:t>
+              <w:rPr>
+                <w:rFonts w:ascii="Microsoft YaHei" w:hAnsi="Microsoft YaHei" w:eastAsia="Microsoft YaHei"/>
+                <w:sz w:val="18"/>
+              </w:rPr>
+            </w:r>
+            <w:r>
+              <w:rPr>
+                <w:rFonts w:ascii="Microsoft YaHei" w:hAnsi="Microsoft YaHei" w:eastAsia="Microsoft YaHei"/>
+                <w:b w:val="0"/>
+                <w:sz w:val="18"/>
+              </w:rPr>
+              <w:t>Status / Date / Owner</w:t>
             </w:r>
           </w:p>
-          <w:p/>
+        </w:tc>
+        <w:tc>
+          <w:tcPr>
+            <w:tcW w:type="dxa" w:w="4873"/>
+            <w:vAlign w:val="center"/>
+          </w:tcPr>
           <w:p>
+            <w:pPr>
+              <w:spacing w:line="259" w:lineRule="auto" w:after="20"/>
+              <w:jc w:val="left"/>
+            </w:pPr>
             <w:r>
-              <w:t>Decision: 核心写模型采用 PostgreSQL，执行 Database per Service，每个服务拥有自己的 schema 或数据库账号；预约、订单、支付使用关系模型和唯一约束保障并发；运营分析读模型可使用 PostgreSQL 汇总表，后续按规模演进到 ClickHouse/Elasticsearch。</w:t>
+              <w:rPr>
+                <w:rFonts w:ascii="Microsoft YaHei" w:hAnsi="Microsoft YaHei" w:eastAsia="Microsoft YaHei"/>
+                <w:sz w:val="18"/>
+              </w:rPr>
+            </w:r>
+            <w:r>
+              <w:rPr>
+                <w:rFonts w:ascii="Microsoft YaHei" w:hAnsi="Microsoft YaHei" w:eastAsia="Microsoft YaHei"/>
+                <w:b w:val="0"/>
+                <w:sz w:val="18"/>
+              </w:rPr>
+              <w:t>Accepted；2026-05-14；数据模型负责人</w:t>
             </w:r>
           </w:p>
-          <w:p/>
+        </w:tc>
+      </w:tr>
+      <w:tr>
+        <w:tc>
+          <w:tcPr>
+            <w:tcW w:type="dxa" w:w="4873"/>
+            <w:vAlign w:val="center"/>
+          </w:tcPr>
           <w:p>
+            <w:pPr>
+              <w:spacing w:line="259" w:lineRule="auto" w:after="20"/>
+              <w:jc w:val="left"/>
+            </w:pPr>
             <w:r>
-              <w:t>Consequences: 正面影响是事务、索引、约束和审计能力强；负面影响是跨服务查询不能直接 join，需要事件同步；中性影响是开发阶段可共用数据库实例但不能共享表所有权。</w:t>
+              <w:rPr>
+                <w:rFonts w:ascii="Microsoft YaHei" w:hAnsi="Microsoft YaHei" w:eastAsia="Microsoft YaHei"/>
+                <w:sz w:val="18"/>
+              </w:rPr>
+            </w:r>
+            <w:r>
+              <w:rPr>
+                <w:rFonts w:ascii="Microsoft YaHei" w:hAnsi="Microsoft YaHei" w:eastAsia="Microsoft YaHei"/>
+                <w:b w:val="0"/>
+                <w:sz w:val="18"/>
+              </w:rPr>
+              <w:t>Context</w:t>
             </w:r>
           </w:p>
-          <w:p/>
+        </w:tc>
+        <w:tc>
+          <w:tcPr>
+            <w:tcW w:type="dxa" w:w="4873"/>
+            <w:vAlign w:val="center"/>
+          </w:tcPr>
           <w:p>
+            <w:pPr>
+              <w:spacing w:line="259" w:lineRule="auto" w:after="20"/>
+              <w:jc w:val="left"/>
+            </w:pPr>
             <w:r>
-              <w:t>Alternatives Considered: MongoDB 被放弃作为核心库，因为预约并发和支付对账更适合关系约束；图数据库被放弃，因为当前没有复杂关系遍历主场景。</w:t>
+              <w:rPr>
+                <w:rFonts w:ascii="Microsoft YaHei" w:hAnsi="Microsoft YaHei" w:eastAsia="Microsoft YaHei"/>
+                <w:sz w:val="18"/>
+              </w:rPr>
+            </w:r>
+            <w:r>
+              <w:rPr>
+                <w:rFonts w:ascii="Microsoft YaHei" w:hAnsi="Microsoft YaHei" w:eastAsia="Microsoft YaHei"/>
+                <w:b w:val="0"/>
+                <w:sz w:val="18"/>
+              </w:rPr>
+              <w:t>预约、订单、支付和会员授权具有明确关系、事务边界和审计要求；运营看板需要聚合查询；推荐与猫咪状态可能产生非结构化或半结构化特征。数据库选型需要同时满足一致性、可追溯、课程实现复杂度和未来演进空间。</w:t>
             </w:r>
           </w:p>
-          <w:p/>
+        </w:tc>
+      </w:tr>
+      <w:tr>
+        <w:tc>
+          <w:tcPr>
+            <w:tcW w:type="dxa" w:w="4873"/>
+            <w:vAlign w:val="center"/>
+          </w:tcPr>
           <w:p>
+            <w:pPr>
+              <w:spacing w:line="259" w:lineRule="auto" w:after="20"/>
+              <w:jc w:val="left"/>
+            </w:pPr>
             <w:r>
-              <w:t>References: D2-6 数据字典；QAS-04；ADR-0002。</w:t>
+              <w:rPr>
+                <w:rFonts w:ascii="Microsoft YaHei" w:hAnsi="Microsoft YaHei" w:eastAsia="Microsoft YaHei"/>
+                <w:sz w:val="18"/>
+              </w:rPr>
+            </w:r>
+            <w:r>
+              <w:rPr>
+                <w:rFonts w:ascii="Microsoft YaHei" w:hAnsi="Microsoft YaHei" w:eastAsia="Microsoft YaHei"/>
+                <w:b w:val="0"/>
+                <w:sz w:val="18"/>
+              </w:rPr>
+              <w:t>Decision</w:t>
+            </w:r>
+          </w:p>
+        </w:tc>
+        <w:tc>
+          <w:tcPr>
+            <w:tcW w:type="dxa" w:w="4873"/>
+            <w:vAlign w:val="center"/>
+          </w:tcPr>
+          <w:p>
+            <w:pPr>
+              <w:spacing w:line="259" w:lineRule="auto" w:after="20"/>
+              <w:jc w:val="left"/>
+            </w:pPr>
+            <w:r>
+              <w:rPr>
+                <w:rFonts w:ascii="Microsoft YaHei" w:hAnsi="Microsoft YaHei" w:eastAsia="Microsoft YaHei"/>
+                <w:sz w:val="18"/>
+              </w:rPr>
+            </w:r>
+            <w:r>
+              <w:rPr>
+                <w:rFonts w:ascii="Microsoft YaHei" w:hAnsi="Microsoft YaHei" w:eastAsia="Microsoft YaHei"/>
+                <w:b w:val="0"/>
+                <w:sz w:val="18"/>
+              </w:rPr>
+              <w:t>核心交易数据使用 PostgreSQL。预约、会员、门店、订单支付等服务各自拥有逻辑数据库或 schema；运营分析通过事件构建读模型；缓存、搜索或向量能力仅作为可选扩展，不进入核心交易写路径。</w:t>
+            </w:r>
+          </w:p>
+        </w:tc>
+      </w:tr>
+      <w:tr>
+        <w:tc>
+          <w:tcPr>
+            <w:tcW w:type="dxa" w:w="4873"/>
+            <w:vAlign w:val="center"/>
+          </w:tcPr>
+          <w:p>
+            <w:pPr>
+              <w:spacing w:line="259" w:lineRule="auto" w:after="20"/>
+              <w:jc w:val="left"/>
+            </w:pPr>
+            <w:r>
+              <w:rPr>
+                <w:rFonts w:ascii="Microsoft YaHei" w:hAnsi="Microsoft YaHei" w:eastAsia="Microsoft YaHei"/>
+                <w:sz w:val="18"/>
+              </w:rPr>
+            </w:r>
+            <w:r>
+              <w:rPr>
+                <w:rFonts w:ascii="Microsoft YaHei" w:hAnsi="Microsoft YaHei" w:eastAsia="Microsoft YaHei"/>
+                <w:b w:val="0"/>
+                <w:sz w:val="18"/>
+              </w:rPr>
+              <w:t>Consequences</w:t>
+            </w:r>
+          </w:p>
+        </w:tc>
+        <w:tc>
+          <w:tcPr>
+            <w:tcW w:type="dxa" w:w="4873"/>
+            <w:vAlign w:val="center"/>
+          </w:tcPr>
+          <w:p>
+            <w:pPr>
+              <w:spacing w:line="259" w:lineRule="auto" w:after="20"/>
+              <w:jc w:val="left"/>
+            </w:pPr>
+            <w:r>
+              <w:rPr>
+                <w:rFonts w:ascii="Microsoft YaHei" w:hAnsi="Microsoft YaHei" w:eastAsia="Microsoft YaHei"/>
+                <w:sz w:val="18"/>
+              </w:rPr>
+            </w:r>
+            <w:r>
+              <w:rPr>
+                <w:rFonts w:ascii="Microsoft YaHei" w:hAnsi="Microsoft YaHei" w:eastAsia="Microsoft YaHei"/>
+                <w:b w:val="0"/>
+                <w:sz w:val="18"/>
+              </w:rPr>
+              <w:t>正面：事务一致性、关系建模、索引和审计能力强，便于课程交付。</w:t>
+            </w:r>
+            <w:r>
+              <w:rPr>
+                <w:rFonts w:ascii="Microsoft YaHei" w:hAnsi="Microsoft YaHei" w:eastAsia="Microsoft YaHei"/>
+                <w:sz w:val="18"/>
+              </w:rPr>
+              <w:br/>
+            </w:r>
+            <w:r>
+              <w:rPr>
+                <w:rFonts w:ascii="Microsoft YaHei" w:hAnsi="Microsoft YaHei" w:eastAsia="Microsoft YaHei"/>
+                <w:b w:val="0"/>
+                <w:sz w:val="18"/>
+              </w:rPr>
+              <w:t>负面：高并发热点需要容量锁、索引和分区设计配合。</w:t>
+            </w:r>
+            <w:r>
+              <w:rPr>
+                <w:rFonts w:ascii="Microsoft YaHei" w:hAnsi="Microsoft YaHei" w:eastAsia="Microsoft YaHei"/>
+                <w:sz w:val="18"/>
+              </w:rPr>
+              <w:br/>
+            </w:r>
+            <w:r>
+              <w:rPr>
+                <w:rFonts w:ascii="Microsoft YaHei" w:hAnsi="Microsoft YaHei" w:eastAsia="Microsoft YaHei"/>
+                <w:b w:val="0"/>
+                <w:sz w:val="18"/>
+              </w:rPr>
+              <w:t>中性：未来可为推荐或搜索单独引入 Redis/Elasticsearch/向量库。</w:t>
+            </w:r>
+          </w:p>
+        </w:tc>
+      </w:tr>
+      <w:tr>
+        <w:tc>
+          <w:tcPr>
+            <w:tcW w:type="dxa" w:w="4873"/>
+            <w:vAlign w:val="center"/>
+          </w:tcPr>
+          <w:p>
+            <w:pPr>
+              <w:spacing w:line="259" w:lineRule="auto" w:after="20"/>
+              <w:jc w:val="left"/>
+            </w:pPr>
+            <w:r>
+              <w:rPr>
+                <w:rFonts w:ascii="Microsoft YaHei" w:hAnsi="Microsoft YaHei" w:eastAsia="Microsoft YaHei"/>
+                <w:sz w:val="18"/>
+              </w:rPr>
+            </w:r>
+            <w:r>
+              <w:rPr>
+                <w:rFonts w:ascii="Microsoft YaHei" w:hAnsi="Microsoft YaHei" w:eastAsia="Microsoft YaHei"/>
+                <w:b w:val="0"/>
+                <w:sz w:val="18"/>
+              </w:rPr>
+              <w:t>Alternatives Considered</w:t>
+            </w:r>
+          </w:p>
+        </w:tc>
+        <w:tc>
+          <w:tcPr>
+            <w:tcW w:type="dxa" w:w="4873"/>
+            <w:vAlign w:val="center"/>
+          </w:tcPr>
+          <w:p>
+            <w:pPr>
+              <w:spacing w:line="259" w:lineRule="auto" w:after="20"/>
+              <w:jc w:val="left"/>
+            </w:pPr>
+            <w:r>
+              <w:rPr>
+                <w:rFonts w:ascii="Microsoft YaHei" w:hAnsi="Microsoft YaHei" w:eastAsia="Microsoft YaHei"/>
+                <w:sz w:val="18"/>
+              </w:rPr>
+            </w:r>
+            <w:r>
+              <w:rPr>
+                <w:rFonts w:ascii="Microsoft YaHei" w:hAnsi="Microsoft YaHei" w:eastAsia="Microsoft YaHei"/>
+                <w:b w:val="0"/>
+                <w:sz w:val="18"/>
+              </w:rPr>
+              <w:t>MongoDB 作为主库：灵活但关系与审计约束较弱。</w:t>
+            </w:r>
+            <w:r>
+              <w:rPr>
+                <w:rFonts w:ascii="Microsoft YaHei" w:hAnsi="Microsoft YaHei" w:eastAsia="Microsoft YaHei"/>
+                <w:sz w:val="18"/>
+              </w:rPr>
+              <w:br/>
+            </w:r>
+            <w:r>
+              <w:rPr>
+                <w:rFonts w:ascii="Microsoft YaHei" w:hAnsi="Microsoft YaHei" w:eastAsia="Microsoft YaHei"/>
+                <w:b w:val="0"/>
+                <w:sz w:val="18"/>
+              </w:rPr>
+              <w:t>单一共享数据库：实现简单但破坏服务自治。</w:t>
+            </w:r>
+            <w:r>
+              <w:rPr>
+                <w:rFonts w:ascii="Microsoft YaHei" w:hAnsi="Microsoft YaHei" w:eastAsia="Microsoft YaHei"/>
+                <w:sz w:val="18"/>
+              </w:rPr>
+              <w:br/>
+            </w:r>
+            <w:r>
+              <w:rPr>
+                <w:rFonts w:ascii="Microsoft YaHei" w:hAnsi="Microsoft YaHei" w:eastAsia="Microsoft YaHei"/>
+                <w:b w:val="0"/>
+                <w:sz w:val="18"/>
+              </w:rPr>
+              <w:t>所有数据上云托管：课程环境和合规边界不够明确。</w:t>
+            </w:r>
+          </w:p>
+        </w:tc>
+      </w:tr>
+      <w:tr>
+        <w:tc>
+          <w:tcPr>
+            <w:tcW w:type="dxa" w:w="4873"/>
+            <w:vAlign w:val="center"/>
+          </w:tcPr>
+          <w:p>
+            <w:pPr>
+              <w:spacing w:line="259" w:lineRule="auto" w:after="20"/>
+              <w:jc w:val="left"/>
+            </w:pPr>
+            <w:r>
+              <w:rPr>
+                <w:rFonts w:ascii="Microsoft YaHei" w:hAnsi="Microsoft YaHei" w:eastAsia="Microsoft YaHei"/>
+                <w:sz w:val="18"/>
+              </w:rPr>
+            </w:r>
+            <w:r>
+              <w:rPr>
+                <w:rFonts w:ascii="Microsoft YaHei" w:hAnsi="Microsoft YaHei" w:eastAsia="Microsoft YaHei"/>
+                <w:b w:val="0"/>
+                <w:sz w:val="18"/>
+              </w:rPr>
+              <w:t>Implementation Notes</w:t>
+            </w:r>
+          </w:p>
+        </w:tc>
+        <w:tc>
+          <w:tcPr>
+            <w:tcW w:type="dxa" w:w="4873"/>
+            <w:vAlign w:val="center"/>
+          </w:tcPr>
+          <w:p>
+            <w:pPr>
+              <w:spacing w:line="259" w:lineRule="auto" w:after="20"/>
+              <w:jc w:val="left"/>
+            </w:pPr>
+            <w:r>
+              <w:rPr>
+                <w:rFonts w:ascii="Microsoft YaHei" w:hAnsi="Microsoft YaHei" w:eastAsia="Microsoft YaHei"/>
+                <w:sz w:val="18"/>
+              </w:rPr>
+            </w:r>
+            <w:r>
+              <w:rPr>
+                <w:rFonts w:ascii="Microsoft YaHei" w:hAnsi="Microsoft YaHei" w:eastAsia="Microsoft YaHei"/>
+                <w:b w:val="0"/>
+                <w:sz w:val="18"/>
+              </w:rPr>
+              <w:t>D2-6 中为核心表标注 PK/FK、索引、分区和敏感字段；支付幂等键和容量锁唯一键必须进入数据字典；M2 以后读模型可由事件重建。</w:t>
+            </w:r>
+          </w:p>
+        </w:tc>
+      </w:tr>
+      <w:tr>
+        <w:tc>
+          <w:tcPr>
+            <w:tcW w:type="dxa" w:w="4873"/>
+            <w:vAlign w:val="center"/>
+          </w:tcPr>
+          <w:p>
+            <w:pPr>
+              <w:spacing w:line="259" w:lineRule="auto" w:after="20"/>
+              <w:jc w:val="left"/>
+            </w:pPr>
+            <w:r>
+              <w:rPr>
+                <w:rFonts w:ascii="Microsoft YaHei" w:hAnsi="Microsoft YaHei" w:eastAsia="Microsoft YaHei"/>
+                <w:sz w:val="18"/>
+              </w:rPr>
+            </w:r>
+            <w:r>
+              <w:rPr>
+                <w:rFonts w:ascii="Microsoft YaHei" w:hAnsi="Microsoft YaHei" w:eastAsia="Microsoft YaHei"/>
+                <w:b w:val="0"/>
+                <w:sz w:val="18"/>
+              </w:rPr>
+              <w:t>References</w:t>
+            </w:r>
+          </w:p>
+        </w:tc>
+        <w:tc>
+          <w:tcPr>
+            <w:tcW w:type="dxa" w:w="4873"/>
+            <w:vAlign w:val="center"/>
+          </w:tcPr>
+          <w:p>
+            <w:pPr>
+              <w:spacing w:line="259" w:lineRule="auto" w:after="20"/>
+              <w:jc w:val="left"/>
+            </w:pPr>
+            <w:r>
+              <w:rPr>
+                <w:rFonts w:ascii="Microsoft YaHei" w:hAnsi="Microsoft YaHei" w:eastAsia="Microsoft YaHei"/>
+                <w:sz w:val="18"/>
+              </w:rPr>
+            </w:r>
+            <w:r>
+              <w:rPr>
+                <w:rFonts w:ascii="Microsoft YaHei" w:hAnsi="Microsoft YaHei" w:eastAsia="Microsoft YaHei"/>
+                <w:b w:val="0"/>
+                <w:sz w:val="18"/>
+              </w:rPr>
+              <w:t>D2-6 数据字典；QAS-04；ADR-0002。</w:t>
             </w:r>
           </w:p>
         </w:tc>
       </w:tr>
     </w:tbl>
-    <w:p/>
     <w:sectPr>
       <w:pgSz w:w="12240" w:h="15840"/>
       <w:pgMar w:top="1134" w:right="1247" w:bottom="1134" w:left="1247" w:header="720" w:footer="720" w:gutter="0"/>

--- a/实验二_软件架构设计与微服务拆分/D2-7_架构决策记录ADR集/0003-database-selection.docx
+++ b/实验二_软件架构设计与微服务拆分/D2-7_架构决策记录ADR集/0003-database-selection.docx
@@ -30,7 +30,7 @@
           </w:tcPr>
           <w:p>
             <w:pPr>
-              <w:spacing w:after="20" w:line="259" w:lineRule="auto"/>
+              <w:spacing w:after="0" w:line="240" w:lineRule="auto" w:before="0"/>
               <w:jc w:val="center"/>
             </w:pPr>
             <w:r>
@@ -38,7 +38,7 @@
                 <w:rFonts w:ascii="Microsoft YaHei" w:hAnsi="Microsoft YaHei" w:eastAsia="Microsoft YaHei"/>
                 <w:b/>
                 <w:color w:val="1A7A3D"/>
-                <w:sz w:val="21"/>
+                <w:sz w:val="17"/>
               </w:rPr>
               <w:t>文件名</w:t>
             </w:r>
@@ -58,14 +58,14 @@
           </w:tcPr>
           <w:p>
             <w:pPr>
-              <w:spacing w:after="20" w:line="259" w:lineRule="auto"/>
+              <w:spacing w:after="0" w:line="240" w:lineRule="auto" w:before="0"/>
             </w:pPr>
             <w:r>
               <w:rPr>
                 <w:rFonts w:ascii="Microsoft YaHei" w:hAnsi="Microsoft YaHei" w:eastAsia="Microsoft YaHei"/>
                 <w:b w:val="0"/>
                 <w:color w:val="2B2B2B"/>
-                <w:sz w:val="21"/>
+                <w:sz w:val="17"/>
               </w:rPr>
               <w:t>0003-database-selection.docx</w:t>
             </w:r>
@@ -87,7 +87,7 @@
           </w:tcPr>
           <w:p>
             <w:pPr>
-              <w:spacing w:after="20" w:line="259" w:lineRule="auto"/>
+              <w:spacing w:after="0" w:line="240" w:lineRule="auto" w:before="0"/>
               <w:jc w:val="center"/>
             </w:pPr>
             <w:r>
@@ -95,7 +95,7 @@
                 <w:rFonts w:ascii="Microsoft YaHei" w:hAnsi="Microsoft YaHei" w:eastAsia="Microsoft YaHei"/>
                 <w:b/>
                 <w:color w:val="1A7A3D"/>
-                <w:sz w:val="21"/>
+                <w:sz w:val="17"/>
               </w:rPr>
               <w:t>所属包</w:t>
             </w:r>
@@ -115,14 +115,14 @@
           </w:tcPr>
           <w:p>
             <w:pPr>
-              <w:spacing w:after="20" w:line="259" w:lineRule="auto"/>
+              <w:spacing w:after="0" w:line="240" w:lineRule="auto" w:before="0"/>
             </w:pPr>
             <w:r>
               <w:rPr>
                 <w:rFonts w:ascii="Microsoft YaHei" w:hAnsi="Microsoft YaHei" w:eastAsia="Microsoft YaHei"/>
                 <w:b w:val="0"/>
                 <w:color w:val="2B2B2B"/>
-                <w:sz w:val="21"/>
+                <w:sz w:val="17"/>
               </w:rPr>
               <w:t>D2-7_架构决策记录ADR集</w:t>
             </w:r>
@@ -144,7 +144,7 @@
           </w:tcPr>
           <w:p>
             <w:pPr>
-              <w:spacing w:after="20" w:line="259" w:lineRule="auto"/>
+              <w:spacing w:after="0" w:line="240" w:lineRule="auto" w:before="0"/>
               <w:jc w:val="center"/>
             </w:pPr>
             <w:r>
@@ -152,7 +152,7 @@
                 <w:rFonts w:ascii="Microsoft YaHei" w:hAnsi="Microsoft YaHei" w:eastAsia="Microsoft YaHei"/>
                 <w:b/>
                 <w:color w:val="1A7A3D"/>
-                <w:sz w:val="21"/>
+                <w:sz w:val="17"/>
               </w:rPr>
               <w:t>用途</w:t>
             </w:r>
@@ -172,14 +172,14 @@
           </w:tcPr>
           <w:p>
             <w:pPr>
-              <w:spacing w:after="20" w:line="259" w:lineRule="auto"/>
+              <w:spacing w:after="0" w:line="240" w:lineRule="auto" w:before="0"/>
             </w:pPr>
             <w:r>
               <w:rPr>
                 <w:rFonts w:ascii="Microsoft YaHei" w:hAnsi="Microsoft YaHei" w:eastAsia="Microsoft YaHei"/>
                 <w:b w:val="0"/>
                 <w:color w:val="2B2B2B"/>
-                <w:sz w:val="21"/>
+                <w:sz w:val="17"/>
               </w:rPr>
               <w:t>决策主题：关系型 vs 文档型 vs 图数据库的选型</w:t>
             </w:r>
@@ -201,7 +201,7 @@
           </w:tcPr>
           <w:p>
             <w:pPr>
-              <w:spacing w:after="20" w:line="259" w:lineRule="auto"/>
+              <w:spacing w:after="0" w:line="240" w:lineRule="auto" w:before="0"/>
               <w:jc w:val="center"/>
             </w:pPr>
             <w:r>
@@ -209,7 +209,7 @@
                 <w:rFonts w:ascii="Microsoft YaHei" w:hAnsi="Microsoft YaHei" w:eastAsia="Microsoft YaHei"/>
                 <w:b/>
                 <w:color w:val="1A7A3D"/>
-                <w:sz w:val="21"/>
+                <w:sz w:val="17"/>
               </w:rPr>
               <w:t>填写人</w:t>
             </w:r>
@@ -229,12 +229,13 @@
           </w:tcPr>
           <w:p>
             <w:pPr>
-              <w:spacing w:line="259" w:lineRule="auto" w:after="20"/>
+              <w:spacing w:line="240" w:lineRule="auto" w:after="0" w:before="0"/>
             </w:pPr>
             <w:r>
               <w:rPr>
                 <w:rFonts w:ascii="Microsoft YaHei" w:hAnsi="Microsoft YaHei" w:eastAsia="Microsoft YaHei"/>
-                <w:sz w:val="18"/>
+                <w:b w:val="0"/>
+                <w:sz w:val="17"/>
               </w:rPr>
               <w:t>戴正宇</w:t>
             </w:r>
@@ -256,7 +257,7 @@
           </w:tcPr>
           <w:p>
             <w:pPr>
-              <w:spacing w:after="20" w:line="259" w:lineRule="auto"/>
+              <w:spacing w:after="0" w:line="240" w:lineRule="auto" w:before="0"/>
               <w:jc w:val="center"/>
             </w:pPr>
             <w:r>
@@ -264,7 +265,7 @@
                 <w:rFonts w:ascii="Microsoft YaHei" w:hAnsi="Microsoft YaHei" w:eastAsia="Microsoft YaHei"/>
                 <w:b/>
                 <w:color w:val="1A7A3D"/>
-                <w:sz w:val="21"/>
+                <w:sz w:val="17"/>
               </w:rPr>
               <w:t>日期</w:t>
             </w:r>
@@ -284,12 +285,13 @@
           </w:tcPr>
           <w:p>
             <w:pPr>
-              <w:spacing w:line="259" w:lineRule="auto" w:after="20"/>
+              <w:spacing w:line="240" w:lineRule="auto" w:after="0" w:before="0"/>
             </w:pPr>
             <w:r>
               <w:rPr>
                 <w:rFonts w:ascii="Microsoft YaHei" w:hAnsi="Microsoft YaHei" w:eastAsia="Microsoft YaHei"/>
-                <w:sz w:val="18"/>
+                <w:b w:val="0"/>
+                <w:sz w:val="17"/>
               </w:rPr>
               <w:t>2026-05-14</w:t>
             </w:r>
@@ -299,23 +301,25 @@
     </w:tbl>
     <w:p>
       <w:pPr>
-        <w:spacing w:line="269" w:lineRule="auto" w:after="60"/>
+        <w:spacing w:line="240" w:lineRule="auto" w:after="0" w:before="0"/>
       </w:pPr>
     </w:p>
     <w:p>
       <w:pPr>
-        <w:spacing w:line="269" w:lineRule="auto" w:after="60"/>
+        <w:spacing w:line="240" w:lineRule="auto" w:after="0" w:before="0"/>
       </w:pPr>
       <w:r>
         <w:rPr>
           <w:rFonts w:ascii="Microsoft YaHei" w:hAnsi="Microsoft YaHei" w:eastAsia="Microsoft YaHei"/>
-          <w:sz w:val="21"/>
+          <w:b w:val="0"/>
+          <w:sz w:val="18"/>
         </w:rPr>
       </w:r>
       <w:r>
         <w:rPr>
           <w:rFonts w:ascii="Microsoft YaHei" w:hAnsi="Microsoft YaHei" w:eastAsia="Microsoft YaHei"/>
-          <w:sz w:val="21"/>
+          <w:b w:val="0"/>
+          <w:sz w:val="18"/>
         </w:rPr>
         <w:t>ADR 正文</w:t>
       </w:r>
@@ -343,13 +347,14 @@
           </w:tcPr>
           <w:p>
             <w:pPr>
-              <w:spacing w:line="259" w:lineRule="auto" w:after="20"/>
+              <w:spacing w:line="240" w:lineRule="auto" w:after="0" w:before="0"/>
               <w:jc w:val="left"/>
             </w:pPr>
             <w:r>
               <w:rPr>
                 <w:rFonts w:ascii="Microsoft YaHei" w:hAnsi="Microsoft YaHei" w:eastAsia="Microsoft YaHei"/>
-                <w:sz w:val="18"/>
+                <w:b w:val="0"/>
+                <w:sz w:val="17"/>
               </w:rPr>
             </w:r>
             <w:r>
@@ -357,7 +362,7 @@
                 <w:rFonts w:ascii="Microsoft YaHei" w:hAnsi="Microsoft YaHei" w:eastAsia="Microsoft YaHei"/>
                 <w:b/>
                 <w:color w:val="096841"/>
-                <w:sz w:val="18"/>
+                <w:sz w:val="17"/>
               </w:rPr>
               <w:t>字段</w:t>
             </w:r>
@@ -371,13 +376,14 @@
           </w:tcPr>
           <w:p>
             <w:pPr>
-              <w:spacing w:line="259" w:lineRule="auto" w:after="20"/>
+              <w:spacing w:line="240" w:lineRule="auto" w:after="0" w:before="0"/>
               <w:jc w:val="left"/>
             </w:pPr>
             <w:r>
               <w:rPr>
                 <w:rFonts w:ascii="Microsoft YaHei" w:hAnsi="Microsoft YaHei" w:eastAsia="Microsoft YaHei"/>
-                <w:sz w:val="18"/>
+                <w:b w:val="0"/>
+                <w:sz w:val="17"/>
               </w:rPr>
             </w:r>
             <w:r>
@@ -385,7 +391,7 @@
                 <w:rFonts w:ascii="Microsoft YaHei" w:hAnsi="Microsoft YaHei" w:eastAsia="Microsoft YaHei"/>
                 <w:b/>
                 <w:color w:val="096841"/>
-                <w:sz w:val="18"/>
+                <w:sz w:val="17"/>
               </w:rPr>
               <w:t>内容</w:t>
             </w:r>
@@ -400,20 +406,21 @@
           </w:tcPr>
           <w:p>
             <w:pPr>
-              <w:spacing w:line="259" w:lineRule="auto" w:after="20"/>
+              <w:spacing w:line="240" w:lineRule="auto" w:after="0" w:before="0"/>
               <w:jc w:val="left"/>
             </w:pPr>
             <w:r>
               <w:rPr>
                 <w:rFonts w:ascii="Microsoft YaHei" w:hAnsi="Microsoft YaHei" w:eastAsia="Microsoft YaHei"/>
-                <w:sz w:val="18"/>
+                <w:b w:val="0"/>
+                <w:sz w:val="17"/>
               </w:rPr>
             </w:r>
             <w:r>
               <w:rPr>
                 <w:rFonts w:ascii="Microsoft YaHei" w:hAnsi="Microsoft YaHei" w:eastAsia="Microsoft YaHei"/>
                 <w:b w:val="0"/>
-                <w:sz w:val="18"/>
+                <w:sz w:val="17"/>
               </w:rPr>
               <w:t>Title</w:t>
             </w:r>
@@ -426,20 +433,21 @@
           </w:tcPr>
           <w:p>
             <w:pPr>
-              <w:spacing w:line="259" w:lineRule="auto" w:after="20"/>
+              <w:spacing w:line="240" w:lineRule="auto" w:after="0" w:before="0"/>
               <w:jc w:val="left"/>
             </w:pPr>
             <w:r>
               <w:rPr>
                 <w:rFonts w:ascii="Microsoft YaHei" w:hAnsi="Microsoft YaHei" w:eastAsia="Microsoft YaHei"/>
-                <w:sz w:val="18"/>
+                <w:b w:val="0"/>
+                <w:sz w:val="17"/>
               </w:rPr>
             </w:r>
             <w:r>
               <w:rPr>
                 <w:rFonts w:ascii="Microsoft YaHei" w:hAnsi="Microsoft YaHei" w:eastAsia="Microsoft YaHei"/>
                 <w:b w:val="0"/>
-                <w:sz w:val="18"/>
+                <w:sz w:val="17"/>
               </w:rPr>
               <w:t>0003 核心交易采用 PostgreSQL，读模型按需扩展</w:t>
             </w:r>
@@ -454,20 +462,21 @@
           </w:tcPr>
           <w:p>
             <w:pPr>
-              <w:spacing w:line="259" w:lineRule="auto" w:after="20"/>
+              <w:spacing w:line="240" w:lineRule="auto" w:after="0" w:before="0"/>
               <w:jc w:val="left"/>
             </w:pPr>
             <w:r>
               <w:rPr>
                 <w:rFonts w:ascii="Microsoft YaHei" w:hAnsi="Microsoft YaHei" w:eastAsia="Microsoft YaHei"/>
-                <w:sz w:val="18"/>
+                <w:b w:val="0"/>
+                <w:sz w:val="17"/>
               </w:rPr>
             </w:r>
             <w:r>
               <w:rPr>
                 <w:rFonts w:ascii="Microsoft YaHei" w:hAnsi="Microsoft YaHei" w:eastAsia="Microsoft YaHei"/>
                 <w:b w:val="0"/>
-                <w:sz w:val="18"/>
+                <w:sz w:val="17"/>
               </w:rPr>
               <w:t>Status / Date / Owner</w:t>
             </w:r>
@@ -480,20 +489,21 @@
           </w:tcPr>
           <w:p>
             <w:pPr>
-              <w:spacing w:line="259" w:lineRule="auto" w:after="20"/>
+              <w:spacing w:line="240" w:lineRule="auto" w:after="0" w:before="0"/>
               <w:jc w:val="left"/>
             </w:pPr>
             <w:r>
               <w:rPr>
                 <w:rFonts w:ascii="Microsoft YaHei" w:hAnsi="Microsoft YaHei" w:eastAsia="Microsoft YaHei"/>
-                <w:sz w:val="18"/>
+                <w:b w:val="0"/>
+                <w:sz w:val="17"/>
               </w:rPr>
             </w:r>
             <w:r>
               <w:rPr>
                 <w:rFonts w:ascii="Microsoft YaHei" w:hAnsi="Microsoft YaHei" w:eastAsia="Microsoft YaHei"/>
                 <w:b w:val="0"/>
-                <w:sz w:val="18"/>
+                <w:sz w:val="17"/>
               </w:rPr>
               <w:t>Accepted；2026-05-14；数据模型负责人</w:t>
             </w:r>
@@ -508,20 +518,21 @@
           </w:tcPr>
           <w:p>
             <w:pPr>
-              <w:spacing w:line="259" w:lineRule="auto" w:after="20"/>
+              <w:spacing w:line="240" w:lineRule="auto" w:after="0" w:before="0"/>
               <w:jc w:val="left"/>
             </w:pPr>
             <w:r>
               <w:rPr>
                 <w:rFonts w:ascii="Microsoft YaHei" w:hAnsi="Microsoft YaHei" w:eastAsia="Microsoft YaHei"/>
-                <w:sz w:val="18"/>
+                <w:b w:val="0"/>
+                <w:sz w:val="17"/>
               </w:rPr>
             </w:r>
             <w:r>
               <w:rPr>
                 <w:rFonts w:ascii="Microsoft YaHei" w:hAnsi="Microsoft YaHei" w:eastAsia="Microsoft YaHei"/>
                 <w:b w:val="0"/>
-                <w:sz w:val="18"/>
+                <w:sz w:val="17"/>
               </w:rPr>
               <w:t>Context</w:t>
             </w:r>
@@ -534,20 +545,21 @@
           </w:tcPr>
           <w:p>
             <w:pPr>
-              <w:spacing w:line="259" w:lineRule="auto" w:after="20"/>
+              <w:spacing w:line="240" w:lineRule="auto" w:after="0" w:before="0"/>
               <w:jc w:val="left"/>
             </w:pPr>
             <w:r>
               <w:rPr>
                 <w:rFonts w:ascii="Microsoft YaHei" w:hAnsi="Microsoft YaHei" w:eastAsia="Microsoft YaHei"/>
-                <w:sz w:val="18"/>
+                <w:b w:val="0"/>
+                <w:sz w:val="17"/>
               </w:rPr>
             </w:r>
             <w:r>
               <w:rPr>
                 <w:rFonts w:ascii="Microsoft YaHei" w:hAnsi="Microsoft YaHei" w:eastAsia="Microsoft YaHei"/>
                 <w:b w:val="0"/>
-                <w:sz w:val="18"/>
+                <w:sz w:val="17"/>
               </w:rPr>
               <w:t>预约、订单、支付和会员授权具有明确关系、事务边界和审计要求；运营看板需要聚合查询；推荐与猫咪状态可能产生非结构化或半结构化特征。数据库选型需要同时满足一致性、可追溯、课程实现复杂度和未来演进空间。</w:t>
             </w:r>
@@ -562,20 +574,21 @@
           </w:tcPr>
           <w:p>
             <w:pPr>
-              <w:spacing w:line="259" w:lineRule="auto" w:after="20"/>
+              <w:spacing w:line="240" w:lineRule="auto" w:after="0" w:before="0"/>
               <w:jc w:val="left"/>
             </w:pPr>
             <w:r>
               <w:rPr>
                 <w:rFonts w:ascii="Microsoft YaHei" w:hAnsi="Microsoft YaHei" w:eastAsia="Microsoft YaHei"/>
-                <w:sz w:val="18"/>
+                <w:b w:val="0"/>
+                <w:sz w:val="17"/>
               </w:rPr>
             </w:r>
             <w:r>
               <w:rPr>
                 <w:rFonts w:ascii="Microsoft YaHei" w:hAnsi="Microsoft YaHei" w:eastAsia="Microsoft YaHei"/>
                 <w:b w:val="0"/>
-                <w:sz w:val="18"/>
+                <w:sz w:val="17"/>
               </w:rPr>
               <w:t>Decision</w:t>
             </w:r>
@@ -588,20 +601,21 @@
           </w:tcPr>
           <w:p>
             <w:pPr>
-              <w:spacing w:line="259" w:lineRule="auto" w:after="20"/>
+              <w:spacing w:line="240" w:lineRule="auto" w:after="0" w:before="0"/>
               <w:jc w:val="left"/>
             </w:pPr>
             <w:r>
               <w:rPr>
                 <w:rFonts w:ascii="Microsoft YaHei" w:hAnsi="Microsoft YaHei" w:eastAsia="Microsoft YaHei"/>
-                <w:sz w:val="18"/>
+                <w:b w:val="0"/>
+                <w:sz w:val="17"/>
               </w:rPr>
             </w:r>
             <w:r>
               <w:rPr>
                 <w:rFonts w:ascii="Microsoft YaHei" w:hAnsi="Microsoft YaHei" w:eastAsia="Microsoft YaHei"/>
                 <w:b w:val="0"/>
-                <w:sz w:val="18"/>
+                <w:sz w:val="17"/>
               </w:rPr>
               <w:t>核心交易数据使用 PostgreSQL。预约、会员、门店、订单支付等服务各自拥有逻辑数据库或 schema；运营分析通过事件构建读模型；缓存、搜索或向量能力仅作为可选扩展，不进入核心交易写路径。</w:t>
             </w:r>
@@ -616,20 +630,21 @@
           </w:tcPr>
           <w:p>
             <w:pPr>
-              <w:spacing w:line="259" w:lineRule="auto" w:after="20"/>
+              <w:spacing w:line="240" w:lineRule="auto" w:after="0" w:before="0"/>
               <w:jc w:val="left"/>
             </w:pPr>
             <w:r>
               <w:rPr>
                 <w:rFonts w:ascii="Microsoft YaHei" w:hAnsi="Microsoft YaHei" w:eastAsia="Microsoft YaHei"/>
-                <w:sz w:val="18"/>
+                <w:b w:val="0"/>
+                <w:sz w:val="17"/>
               </w:rPr>
             </w:r>
             <w:r>
               <w:rPr>
                 <w:rFonts w:ascii="Microsoft YaHei" w:hAnsi="Microsoft YaHei" w:eastAsia="Microsoft YaHei"/>
                 <w:b w:val="0"/>
-                <w:sz w:val="18"/>
+                <w:sz w:val="17"/>
               </w:rPr>
               <w:t>Consequences</w:t>
             </w:r>
@@ -642,27 +657,29 @@
           </w:tcPr>
           <w:p>
             <w:pPr>
-              <w:spacing w:line="259" w:lineRule="auto" w:after="20"/>
+              <w:spacing w:line="240" w:lineRule="auto" w:after="0" w:before="0"/>
               <w:jc w:val="left"/>
             </w:pPr>
             <w:r>
               <w:rPr>
                 <w:rFonts w:ascii="Microsoft YaHei" w:hAnsi="Microsoft YaHei" w:eastAsia="Microsoft YaHei"/>
-                <w:sz w:val="18"/>
+                <w:b w:val="0"/>
+                <w:sz w:val="17"/>
               </w:rPr>
             </w:r>
             <w:r>
               <w:rPr>
                 <w:rFonts w:ascii="Microsoft YaHei" w:hAnsi="Microsoft YaHei" w:eastAsia="Microsoft YaHei"/>
                 <w:b w:val="0"/>
-                <w:sz w:val="18"/>
+                <w:sz w:val="17"/>
               </w:rPr>
               <w:t>正面：事务一致性、关系建模、索引和审计能力强，便于课程交付。</w:t>
             </w:r>
             <w:r>
               <w:rPr>
                 <w:rFonts w:ascii="Microsoft YaHei" w:hAnsi="Microsoft YaHei" w:eastAsia="Microsoft YaHei"/>
-                <w:sz w:val="18"/>
+                <w:b w:val="0"/>
+                <w:sz w:val="17"/>
               </w:rPr>
               <w:br/>
             </w:r>
@@ -670,14 +687,15 @@
               <w:rPr>
                 <w:rFonts w:ascii="Microsoft YaHei" w:hAnsi="Microsoft YaHei" w:eastAsia="Microsoft YaHei"/>
                 <w:b w:val="0"/>
-                <w:sz w:val="18"/>
+                <w:sz w:val="17"/>
               </w:rPr>
               <w:t>负面：高并发热点需要容量锁、索引和分区设计配合。</w:t>
             </w:r>
             <w:r>
               <w:rPr>
                 <w:rFonts w:ascii="Microsoft YaHei" w:hAnsi="Microsoft YaHei" w:eastAsia="Microsoft YaHei"/>
-                <w:sz w:val="18"/>
+                <w:b w:val="0"/>
+                <w:sz w:val="17"/>
               </w:rPr>
               <w:br/>
             </w:r>
@@ -685,7 +703,7 @@
               <w:rPr>
                 <w:rFonts w:ascii="Microsoft YaHei" w:hAnsi="Microsoft YaHei" w:eastAsia="Microsoft YaHei"/>
                 <w:b w:val="0"/>
-                <w:sz w:val="18"/>
+                <w:sz w:val="17"/>
               </w:rPr>
               <w:t>中性：未来可为推荐或搜索单独引入 Redis/Elasticsearch/向量库。</w:t>
             </w:r>
@@ -700,20 +718,21 @@
           </w:tcPr>
           <w:p>
             <w:pPr>
-              <w:spacing w:line="259" w:lineRule="auto" w:after="20"/>
+              <w:spacing w:line="240" w:lineRule="auto" w:after="0" w:before="0"/>
               <w:jc w:val="left"/>
             </w:pPr>
             <w:r>
               <w:rPr>
                 <w:rFonts w:ascii="Microsoft YaHei" w:hAnsi="Microsoft YaHei" w:eastAsia="Microsoft YaHei"/>
-                <w:sz w:val="18"/>
+                <w:b w:val="0"/>
+                <w:sz w:val="17"/>
               </w:rPr>
             </w:r>
             <w:r>
               <w:rPr>
                 <w:rFonts w:ascii="Microsoft YaHei" w:hAnsi="Microsoft YaHei" w:eastAsia="Microsoft YaHei"/>
                 <w:b w:val="0"/>
-                <w:sz w:val="18"/>
+                <w:sz w:val="17"/>
               </w:rPr>
               <w:t>Alternatives Considered</w:t>
             </w:r>
@@ -726,27 +745,29 @@
           </w:tcPr>
           <w:p>
             <w:pPr>
-              <w:spacing w:line="259" w:lineRule="auto" w:after="20"/>
+              <w:spacing w:line="240" w:lineRule="auto" w:after="0" w:before="0"/>
               <w:jc w:val="left"/>
             </w:pPr>
             <w:r>
               <w:rPr>
                 <w:rFonts w:ascii="Microsoft YaHei" w:hAnsi="Microsoft YaHei" w:eastAsia="Microsoft YaHei"/>
-                <w:sz w:val="18"/>
+                <w:b w:val="0"/>
+                <w:sz w:val="17"/>
               </w:rPr>
             </w:r>
             <w:r>
               <w:rPr>
                 <w:rFonts w:ascii="Microsoft YaHei" w:hAnsi="Microsoft YaHei" w:eastAsia="Microsoft YaHei"/>
                 <w:b w:val="0"/>
-                <w:sz w:val="18"/>
+                <w:sz w:val="17"/>
               </w:rPr>
               <w:t>MongoDB 作为主库：灵活但关系与审计约束较弱。</w:t>
             </w:r>
             <w:r>
               <w:rPr>
                 <w:rFonts w:ascii="Microsoft YaHei" w:hAnsi="Microsoft YaHei" w:eastAsia="Microsoft YaHei"/>
-                <w:sz w:val="18"/>
+                <w:b w:val="0"/>
+                <w:sz w:val="17"/>
               </w:rPr>
               <w:br/>
             </w:r>
@@ -754,14 +775,15 @@
               <w:rPr>
                 <w:rFonts w:ascii="Microsoft YaHei" w:hAnsi="Microsoft YaHei" w:eastAsia="Microsoft YaHei"/>
                 <w:b w:val="0"/>
-                <w:sz w:val="18"/>
+                <w:sz w:val="17"/>
               </w:rPr>
               <w:t>单一共享数据库：实现简单但破坏服务自治。</w:t>
             </w:r>
             <w:r>
               <w:rPr>
                 <w:rFonts w:ascii="Microsoft YaHei" w:hAnsi="Microsoft YaHei" w:eastAsia="Microsoft YaHei"/>
-                <w:sz w:val="18"/>
+                <w:b w:val="0"/>
+                <w:sz w:val="17"/>
               </w:rPr>
               <w:br/>
             </w:r>
@@ -769,7 +791,7 @@
               <w:rPr>
                 <w:rFonts w:ascii="Microsoft YaHei" w:hAnsi="Microsoft YaHei" w:eastAsia="Microsoft YaHei"/>
                 <w:b w:val="0"/>
-                <w:sz w:val="18"/>
+                <w:sz w:val="17"/>
               </w:rPr>
               <w:t>所有数据上云托管：课程环境和合规边界不够明确。</w:t>
             </w:r>
@@ -784,20 +806,21 @@
           </w:tcPr>
           <w:p>
             <w:pPr>
-              <w:spacing w:line="259" w:lineRule="auto" w:after="20"/>
+              <w:spacing w:line="240" w:lineRule="auto" w:after="0" w:before="0"/>
               <w:jc w:val="left"/>
             </w:pPr>
             <w:r>
               <w:rPr>
                 <w:rFonts w:ascii="Microsoft YaHei" w:hAnsi="Microsoft YaHei" w:eastAsia="Microsoft YaHei"/>
-                <w:sz w:val="18"/>
+                <w:b w:val="0"/>
+                <w:sz w:val="17"/>
               </w:rPr>
             </w:r>
             <w:r>
               <w:rPr>
                 <w:rFonts w:ascii="Microsoft YaHei" w:hAnsi="Microsoft YaHei" w:eastAsia="Microsoft YaHei"/>
                 <w:b w:val="0"/>
-                <w:sz w:val="18"/>
+                <w:sz w:val="17"/>
               </w:rPr>
               <w:t>Implementation Notes</w:t>
             </w:r>
@@ -810,20 +833,21 @@
           </w:tcPr>
           <w:p>
             <w:pPr>
-              <w:spacing w:line="259" w:lineRule="auto" w:after="20"/>
+              <w:spacing w:line="240" w:lineRule="auto" w:after="0" w:before="0"/>
               <w:jc w:val="left"/>
             </w:pPr>
             <w:r>
               <w:rPr>
                 <w:rFonts w:ascii="Microsoft YaHei" w:hAnsi="Microsoft YaHei" w:eastAsia="Microsoft YaHei"/>
-                <w:sz w:val="18"/>
+                <w:b w:val="0"/>
+                <w:sz w:val="17"/>
               </w:rPr>
             </w:r>
             <w:r>
               <w:rPr>
                 <w:rFonts w:ascii="Microsoft YaHei" w:hAnsi="Microsoft YaHei" w:eastAsia="Microsoft YaHei"/>
                 <w:b w:val="0"/>
-                <w:sz w:val="18"/>
+                <w:sz w:val="17"/>
               </w:rPr>
               <w:t>D2-6 中为核心表标注 PK/FK、索引、分区和敏感字段；支付幂等键和容量锁唯一键必须进入数据字典；M2 以后读模型可由事件重建。</w:t>
             </w:r>
@@ -838,20 +862,21 @@
           </w:tcPr>
           <w:p>
             <w:pPr>
-              <w:spacing w:line="259" w:lineRule="auto" w:after="20"/>
+              <w:spacing w:line="240" w:lineRule="auto" w:after="0" w:before="0"/>
               <w:jc w:val="left"/>
             </w:pPr>
             <w:r>
               <w:rPr>
                 <w:rFonts w:ascii="Microsoft YaHei" w:hAnsi="Microsoft YaHei" w:eastAsia="Microsoft YaHei"/>
-                <w:sz w:val="18"/>
+                <w:b w:val="0"/>
+                <w:sz w:val="17"/>
               </w:rPr>
             </w:r>
             <w:r>
               <w:rPr>
                 <w:rFonts w:ascii="Microsoft YaHei" w:hAnsi="Microsoft YaHei" w:eastAsia="Microsoft YaHei"/>
                 <w:b w:val="0"/>
-                <w:sz w:val="18"/>
+                <w:sz w:val="17"/>
               </w:rPr>
               <w:t>References</w:t>
             </w:r>
@@ -864,20 +889,21 @@
           </w:tcPr>
           <w:p>
             <w:pPr>
-              <w:spacing w:line="259" w:lineRule="auto" w:after="20"/>
+              <w:spacing w:line="240" w:lineRule="auto" w:after="0" w:before="0"/>
               <w:jc w:val="left"/>
             </w:pPr>
             <w:r>
               <w:rPr>
                 <w:rFonts w:ascii="Microsoft YaHei" w:hAnsi="Microsoft YaHei" w:eastAsia="Microsoft YaHei"/>
-                <w:sz w:val="18"/>
+                <w:b w:val="0"/>
+                <w:sz w:val="17"/>
               </w:rPr>
             </w:r>
             <w:r>
               <w:rPr>
                 <w:rFonts w:ascii="Microsoft YaHei" w:hAnsi="Microsoft YaHei" w:eastAsia="Microsoft YaHei"/>
                 <w:b w:val="0"/>
-                <w:sz w:val="18"/>
+                <w:sz w:val="17"/>
               </w:rPr>
               <w:t>D2-6 数据字典；QAS-04；ADR-0002。</w:t>
             </w:r>
@@ -885,9 +911,262 @@
         </w:tc>
       </w:tr>
     </w:tbl>
+    <w:p>
+      <w:pPr>
+        <w:spacing w:line="240" w:lineRule="auto" w:after="0" w:before="0"/>
+      </w:pPr>
+      <w:r>
+        <w:rPr>
+          <w:rFonts w:ascii="Microsoft YaHei" w:hAnsi="Microsoft YaHei" w:eastAsia="Microsoft YaHei"/>
+          <w:b w:val="0"/>
+          <w:sz w:val="18"/>
+        </w:rPr>
+      </w:r>
+      <w:r>
+        <w:rPr>
+          <w:rFonts w:ascii="Microsoft YaHei" w:hAnsi="Microsoft YaHei" w:eastAsia="Microsoft YaHei"/>
+          <w:b/>
+          <w:color w:val="007046"/>
+          <w:sz w:val="18"/>
+        </w:rPr>
+        <w:t>补充评审说明</w:t>
+      </w:r>
+    </w:p>
+    <w:tbl>
+      <w:tblPr>
+        <w:tblStyle w:val="TableGrid"/>
+        <w:tblW w:type="auto" w:w="0"/>
+        <w:jc w:val="center"/>
+        <w:tblLook w:firstColumn="1" w:firstRow="1" w:lastColumn="0" w:lastRow="0" w:noHBand="0" w:noVBand="1" w:val="04A0"/>
+      </w:tblPr>
+      <w:tblGrid>
+        <w:gridCol w:w="4873"/>
+        <w:gridCol w:w="4873"/>
+      </w:tblGrid>
+      <w:tr>
+        <w:tc>
+          <w:tcPr>
+            <w:tcW w:type="dxa" w:w="4873"/>
+            <w:vAlign w:val="center"/>
+            <w:shd w:fill="EAF6EF"/>
+          </w:tcPr>
+          <w:p>
+            <w:pPr>
+              <w:spacing w:line="240" w:lineRule="auto" w:after="0" w:before="0"/>
+            </w:pPr>
+            <w:r>
+              <w:rPr>
+                <w:rFonts w:ascii="Microsoft YaHei" w:hAnsi="Microsoft YaHei" w:eastAsia="Microsoft YaHei"/>
+                <w:b w:val="0"/>
+                <w:sz w:val="17"/>
+              </w:rPr>
+            </w:r>
+            <w:r>
+              <w:rPr>
+                <w:rFonts w:ascii="Microsoft YaHei" w:hAnsi="Microsoft YaHei" w:eastAsia="Microsoft YaHei"/>
+                <w:b/>
+                <w:color w:val="007046"/>
+                <w:sz w:val="17"/>
+              </w:rPr>
+              <w:t>补充项</w:t>
+            </w:r>
+          </w:p>
+        </w:tc>
+        <w:tc>
+          <w:tcPr>
+            <w:tcW w:type="dxa" w:w="4873"/>
+            <w:vAlign w:val="center"/>
+            <w:shd w:fill="EAF6EF"/>
+          </w:tcPr>
+          <w:p>
+            <w:pPr>
+              <w:spacing w:line="240" w:lineRule="auto" w:after="0" w:before="0"/>
+            </w:pPr>
+            <w:r>
+              <w:rPr>
+                <w:rFonts w:ascii="Microsoft YaHei" w:hAnsi="Microsoft YaHei" w:eastAsia="Microsoft YaHei"/>
+                <w:b w:val="0"/>
+                <w:sz w:val="17"/>
+              </w:rPr>
+            </w:r>
+            <w:r>
+              <w:rPr>
+                <w:rFonts w:ascii="Microsoft YaHei" w:hAnsi="Microsoft YaHei" w:eastAsia="Microsoft YaHei"/>
+                <w:b/>
+                <w:color w:val="007046"/>
+                <w:sz w:val="17"/>
+              </w:rPr>
+              <w:t>说明</w:t>
+            </w:r>
+          </w:p>
+        </w:tc>
+      </w:tr>
+      <w:tr>
+        <w:tc>
+          <w:tcPr>
+            <w:tcW w:type="dxa" w:w="4873"/>
+            <w:vAlign w:val="center"/>
+          </w:tcPr>
+          <w:p>
+            <w:pPr>
+              <w:spacing w:line="240" w:lineRule="auto" w:after="0" w:before="0"/>
+            </w:pPr>
+            <w:r>
+              <w:rPr>
+                <w:rFonts w:ascii="Microsoft YaHei" w:hAnsi="Microsoft YaHei" w:eastAsia="Microsoft YaHei"/>
+                <w:b w:val="0"/>
+                <w:sz w:val="17"/>
+              </w:rPr>
+            </w:r>
+            <w:r>
+              <w:rPr>
+                <w:rFonts w:ascii="Microsoft YaHei" w:hAnsi="Microsoft YaHei" w:eastAsia="Microsoft YaHei"/>
+                <w:b w:val="0"/>
+                <w:sz w:val="17"/>
+              </w:rPr>
+              <w:t>Rationale</w:t>
+            </w:r>
+          </w:p>
+        </w:tc>
+        <w:tc>
+          <w:tcPr>
+            <w:tcW w:type="dxa" w:w="4873"/>
+            <w:vAlign w:val="center"/>
+          </w:tcPr>
+          <w:p>
+            <w:pPr>
+              <w:spacing w:line="240" w:lineRule="auto" w:after="0" w:before="0"/>
+            </w:pPr>
+            <w:r>
+              <w:rPr>
+                <w:rFonts w:ascii="Microsoft YaHei" w:hAnsi="Microsoft YaHei" w:eastAsia="Microsoft YaHei"/>
+                <w:b w:val="0"/>
+                <w:sz w:val="17"/>
+              </w:rPr>
+            </w:r>
+            <w:r>
+              <w:rPr>
+                <w:rFonts w:ascii="Microsoft YaHei" w:hAnsi="Microsoft YaHei" w:eastAsia="Microsoft YaHei"/>
+                <w:b w:val="0"/>
+                <w:sz w:val="17"/>
+              </w:rPr>
+              <w:t>核心交易数据需要强一致约束、索引和事务支持，因此优先采用 PostgreSQL。推荐、报表等读模型可以后续独立扩展，不在第一阶段破坏核心库稳定性。</w:t>
+            </w:r>
+          </w:p>
+        </w:tc>
+      </w:tr>
+      <w:tr>
+        <w:tc>
+          <w:tcPr>
+            <w:tcW w:type="dxa" w:w="4873"/>
+            <w:vAlign w:val="center"/>
+          </w:tcPr>
+          <w:p>
+            <w:pPr>
+              <w:spacing w:line="240" w:lineRule="auto" w:after="0" w:before="0"/>
+            </w:pPr>
+            <w:r>
+              <w:rPr>
+                <w:rFonts w:ascii="Microsoft YaHei" w:hAnsi="Microsoft YaHei" w:eastAsia="Microsoft YaHei"/>
+                <w:b w:val="0"/>
+                <w:sz w:val="17"/>
+              </w:rPr>
+            </w:r>
+            <w:r>
+              <w:rPr>
+                <w:rFonts w:ascii="Microsoft YaHei" w:hAnsi="Microsoft YaHei" w:eastAsia="Microsoft YaHei"/>
+                <w:b w:val="0"/>
+                <w:sz w:val="17"/>
+              </w:rPr>
+              <w:t>Quality Attribute Link</w:t>
+            </w:r>
+          </w:p>
+        </w:tc>
+        <w:tc>
+          <w:tcPr>
+            <w:tcW w:type="dxa" w:w="4873"/>
+            <w:vAlign w:val="center"/>
+          </w:tcPr>
+          <w:p>
+            <w:pPr>
+              <w:spacing w:line="240" w:lineRule="auto" w:after="0" w:before="0"/>
+            </w:pPr>
+            <w:r>
+              <w:rPr>
+                <w:rFonts w:ascii="Microsoft YaHei" w:hAnsi="Microsoft YaHei" w:eastAsia="Microsoft YaHei"/>
+                <w:b w:val="0"/>
+                <w:sz w:val="17"/>
+              </w:rPr>
+            </w:r>
+            <w:r>
+              <w:rPr>
+                <w:rFonts w:ascii="Microsoft YaHei" w:hAnsi="Microsoft YaHei" w:eastAsia="Microsoft YaHei"/>
+                <w:b w:val="0"/>
+                <w:sz w:val="17"/>
+              </w:rPr>
+              <w:t>数据一致性、可维护性与可观测性：交易事实可审计，读模型可重建，索引和约束能支持高峰查询。</w:t>
+            </w:r>
+          </w:p>
+        </w:tc>
+      </w:tr>
+      <w:tr>
+        <w:tc>
+          <w:tcPr>
+            <w:tcW w:type="dxa" w:w="4873"/>
+            <w:vAlign w:val="center"/>
+          </w:tcPr>
+          <w:p>
+            <w:pPr>
+              <w:spacing w:line="240" w:lineRule="auto" w:after="0" w:before="0"/>
+            </w:pPr>
+            <w:r>
+              <w:rPr>
+                <w:rFonts w:ascii="Microsoft YaHei" w:hAnsi="Microsoft YaHei" w:eastAsia="Microsoft YaHei"/>
+                <w:b w:val="0"/>
+                <w:sz w:val="17"/>
+              </w:rPr>
+            </w:r>
+            <w:r>
+              <w:rPr>
+                <w:rFonts w:ascii="Microsoft YaHei" w:hAnsi="Microsoft YaHei" w:eastAsia="Microsoft YaHei"/>
+                <w:b w:val="0"/>
+                <w:sz w:val="17"/>
+              </w:rPr>
+              <w:t>Review Trigger</w:t>
+            </w:r>
+          </w:p>
+        </w:tc>
+        <w:tc>
+          <w:tcPr>
+            <w:tcW w:type="dxa" w:w="4873"/>
+            <w:vAlign w:val="center"/>
+          </w:tcPr>
+          <w:p>
+            <w:pPr>
+              <w:spacing w:line="240" w:lineRule="auto" w:after="0" w:before="0"/>
+            </w:pPr>
+            <w:r>
+              <w:rPr>
+                <w:rFonts w:ascii="Microsoft YaHei" w:hAnsi="Microsoft YaHei" w:eastAsia="Microsoft YaHei"/>
+                <w:b w:val="0"/>
+                <w:sz w:val="17"/>
+              </w:rPr>
+            </w:r>
+            <w:r>
+              <w:rPr>
+                <w:rFonts w:ascii="Microsoft YaHei" w:hAnsi="Microsoft YaHei" w:eastAsia="Microsoft YaHei"/>
+                <w:b w:val="0"/>
+                <w:sz w:val="17"/>
+              </w:rPr>
+              <w:t>当报表查询明显影响交易库，或推荐模型需要高维特征存储时，再引入独立读库/搜索库，并通过事件同步。</w:t>
+            </w:r>
+          </w:p>
+        </w:tc>
+      </w:tr>
+    </w:tbl>
     <w:sectPr>
       <w:pgSz w:w="12240" w:h="15840"/>
-      <w:pgMar w:top="1134" w:right="1247" w:bottom="1134" w:left="1247" w:header="720" w:footer="720" w:gutter="0"/>
+      <w:pgMar w:top="792" w:right="936" w:bottom="792" w:left="936" w:header="720" w:footer="720" w:gutter="0"/>
       <w:cols w:space="720"/>
       <w:docGrid w:linePitch="360"/>
     </w:sectPr>
